--- a/dev/checklists/cpd/校本教師專業發展政策文件要求清單_DRAFT.docx
+++ b/dev/checklists/cpd/校本教師專業發展政策文件要求清單_DRAFT.docx
@@ -241,7 +241,7 @@
             </w:tcMar>
           </w:tcPr>
           <w:p>
-            <w:hyperlink w:history="1" r:id="rId9ud5ga_jdefdacucprtxo">
+            <w:hyperlink w:history="1" r:id="rIdjmtpi65m-gmwl_opjhqfy">
               <w:r>
                 <w:rPr>
                   <w:rStyle w:val="Hyperlink"/>
@@ -327,7 +327,7 @@
             </w:tcMar>
           </w:tcPr>
           <w:p>
-            <w:hyperlink w:history="1" r:id="rId1ejepsgqiuwlucn9zixmy">
+            <w:hyperlink w:history="1" r:id="rIdm-akngupjbz5hdqevsp8v">
               <w:r>
                 <w:rPr>
                   <w:rStyle w:val="Hyperlink"/>
@@ -413,7 +413,7 @@
             </w:tcMar>
           </w:tcPr>
           <w:p>
-            <w:hyperlink w:history="1" r:id="rIdigue-lwvim50opmojqn-h">
+            <w:hyperlink w:history="1" r:id="rId03_wld0_a7ctymuzeglbb">
               <w:r>
                 <w:rPr>
                   <w:rStyle w:val="Hyperlink"/>
@@ -499,7 +499,7 @@
             </w:tcMar>
           </w:tcPr>
           <w:p>
-            <w:hyperlink w:history="1" r:id="rIddu2wyaixs1qyldqq2de3i">
+            <w:hyperlink w:history="1" r:id="rIdfdx9dqp5sj_qzq114nw_k">
               <w:r>
                 <w:rPr>
                   <w:rStyle w:val="Hyperlink"/>
@@ -1715,7 +1715,7 @@
         </w:rPr>
         <w:t xml:space="preserve">出處：</w:t>
       </w:r>
-      <w:hyperlink w:history="1" r:id="rIdly-zgsu6wcekas1djglqc">
+      <w:hyperlink w:history="1" r:id="rIdfjaonleownkklaevgmy6v">
         <w:r>
           <w:rPr>
             <w:rStyle w:val="Hyperlink"/>
@@ -1791,7 +1791,7 @@
         </w:rPr>
         <w:t xml:space="preserve">出處：</w:t>
       </w:r>
-      <w:hyperlink w:history="1" r:id="rIdaeadg8hpfnpybvzkozvul">
+      <w:hyperlink w:history="1" r:id="rIdapbatcjs9of1or4-qubou">
         <w:r>
           <w:rPr>
             <w:rStyle w:val="Hyperlink"/>
@@ -1867,7 +1867,7 @@
         </w:rPr>
         <w:t xml:space="preserve">出處：</w:t>
       </w:r>
-      <w:hyperlink w:history="1" r:id="rIdzbyxdbu5nrzshsmivi35x">
+      <w:hyperlink w:history="1" r:id="rIdphyloseo2fz1kl02iv0vy">
         <w:r>
           <w:rPr>
             <w:rStyle w:val="Hyperlink"/>
@@ -1943,7 +1943,7 @@
         </w:rPr>
         <w:t xml:space="preserve">出處：</w:t>
       </w:r>
-      <w:hyperlink w:history="1" r:id="rIdjmifhnt7mes1pvxfazd4y">
+      <w:hyperlink w:history="1" r:id="rIdgbit7opgttcikc0awuhc6">
         <w:r>
           <w:rPr>
             <w:rStyle w:val="Hyperlink"/>
@@ -2035,7 +2035,7 @@
         </w:rPr>
         <w:t xml:space="preserve">出處：</w:t>
       </w:r>
-      <w:hyperlink w:history="1" r:id="rIdutggzduoxuyaeb9h8odpe">
+      <w:hyperlink w:history="1" r:id="rIdujgbavgcqdojro06qcs_q">
         <w:r>
           <w:rPr>
             <w:rStyle w:val="Hyperlink"/>
@@ -2111,7 +2111,7 @@
         </w:rPr>
         <w:t xml:space="preserve">出處：</w:t>
       </w:r>
-      <w:hyperlink w:history="1" r:id="rIdvl2d_0e47neupawici4lo">
+      <w:hyperlink w:history="1" r:id="rIdmuezuy1rt7tzczidbz6r1">
         <w:r>
           <w:rPr>
             <w:rStyle w:val="Hyperlink"/>
@@ -2187,7 +2187,7 @@
         </w:rPr>
         <w:t xml:space="preserve">出處：</w:t>
       </w:r>
-      <w:hyperlink w:history="1" r:id="rIdks_vhrco7kmrnhcigtfbo">
+      <w:hyperlink w:history="1" r:id="rIdoh54-ozk0lb0x7tcspmcl">
         <w:r>
           <w:rPr>
             <w:rStyle w:val="Hyperlink"/>
@@ -2263,7 +2263,7 @@
         </w:rPr>
         <w:t xml:space="preserve">出處：</w:t>
       </w:r>
-      <w:hyperlink w:history="1" r:id="rId4b4ddz6wts_lb91hzholn">
+      <w:hyperlink w:history="1" r:id="rIdqkwpgajodwojff0rw1tbx">
         <w:r>
           <w:rPr>
             <w:rStyle w:val="Hyperlink"/>
@@ -2339,7 +2339,7 @@
         </w:rPr>
         <w:t xml:space="preserve">出處：</w:t>
       </w:r>
-      <w:hyperlink w:history="1" r:id="rIdm-ggzwpx1kalbbc5cejzj">
+      <w:hyperlink w:history="1" r:id="rIditwtf1ez9bsyvczjvulwi">
         <w:r>
           <w:rPr>
             <w:rStyle w:val="Hyperlink"/>
@@ -2415,7 +2415,7 @@
         </w:rPr>
         <w:t xml:space="preserve">出處：</w:t>
       </w:r>
-      <w:hyperlink w:history="1" r:id="rId3tedmadaaomybnn55imxq">
+      <w:hyperlink w:history="1" r:id="rId5k03ygnblapkdnjvclw5-">
         <w:r>
           <w:rPr>
             <w:rStyle w:val="Hyperlink"/>
@@ -2491,7 +2491,7 @@
         </w:rPr>
         <w:t xml:space="preserve">出處：</w:t>
       </w:r>
-      <w:hyperlink w:history="1" r:id="rIdnmdyx3u7bo_zlxfz2tmuj">
+      <w:hyperlink w:history="1" r:id="rId37hv4ywa0cz56lcbrmllg">
         <w:r>
           <w:rPr>
             <w:rStyle w:val="Hyperlink"/>
@@ -2567,7 +2567,7 @@
         </w:rPr>
         <w:t xml:space="preserve">出處：</w:t>
       </w:r>
-      <w:hyperlink w:history="1" r:id="rIdshi3peegno3ox3qdr4kex">
+      <w:hyperlink w:history="1" r:id="rId_f7mts0fgqwvdoboyev07">
         <w:r>
           <w:rPr>
             <w:rStyle w:val="Hyperlink"/>
@@ -2643,7 +2643,7 @@
         </w:rPr>
         <w:t xml:space="preserve">出處：</w:t>
       </w:r>
-      <w:hyperlink w:history="1" r:id="rIdcqblod29fufapj-mc8ubv">
+      <w:hyperlink w:history="1" r:id="rId_4adtz7lxmarwqjya5gec">
         <w:r>
           <w:rPr>
             <w:rStyle w:val="Hyperlink"/>
@@ -2719,7 +2719,7 @@
         </w:rPr>
         <w:t xml:space="preserve">出處：</w:t>
       </w:r>
-      <w:hyperlink w:history="1" r:id="rIdthuk0w48oi66mywt9etc5">
+      <w:hyperlink w:history="1" r:id="rIdbdbk8vvglnlxzu4ank98c">
         <w:r>
           <w:rPr>
             <w:rStyle w:val="Hyperlink"/>
@@ -2795,7 +2795,7 @@
         </w:rPr>
         <w:t xml:space="preserve">出處：</w:t>
       </w:r>
-      <w:hyperlink w:history="1" r:id="rIdeircdizhmfkn-wmc5jqav">
+      <w:hyperlink w:history="1" r:id="rIdgrjxzbp9fqac8p3ivtizg">
         <w:r>
           <w:rPr>
             <w:rStyle w:val="Hyperlink"/>
@@ -2871,7 +2871,7 @@
         </w:rPr>
         <w:t xml:space="preserve">出處：</w:t>
       </w:r>
-      <w:hyperlink w:history="1" r:id="rIdqb0j6ppl330swhhxfmb0c">
+      <w:hyperlink w:history="1" r:id="rIdmpjq_ccixkmfn_88ysujk">
         <w:r>
           <w:rPr>
             <w:rStyle w:val="Hyperlink"/>
@@ -2947,7 +2947,7 @@
         </w:rPr>
         <w:t xml:space="preserve">出處：</w:t>
       </w:r>
-      <w:hyperlink w:history="1" r:id="rIdggtawdz0bptz0kxqhsurq">
+      <w:hyperlink w:history="1" r:id="rIdgrkendxofujs_pcgyxcn3">
         <w:r>
           <w:rPr>
             <w:rStyle w:val="Hyperlink"/>
@@ -3039,7 +3039,7 @@
         </w:rPr>
         <w:t xml:space="preserve">出處：</w:t>
       </w:r>
-      <w:hyperlink w:history="1" r:id="rIdgk1p6eckpbgz5akmhpfya">
+      <w:hyperlink w:history="1" r:id="rIdczwgrf248x286l2x4gvbr">
         <w:r>
           <w:rPr>
             <w:rStyle w:val="Hyperlink"/>
@@ -3115,7 +3115,7 @@
         </w:rPr>
         <w:t xml:space="preserve">出處：</w:t>
       </w:r>
-      <w:hyperlink w:history="1" r:id="rId53z55fks0dnfbl6nakn3f">
+      <w:hyperlink w:history="1" r:id="rIdljkt0wnybzlmwi6_jcf-v">
         <w:r>
           <w:rPr>
             <w:rStyle w:val="Hyperlink"/>
@@ -3191,7 +3191,7 @@
         </w:rPr>
         <w:t xml:space="preserve">出處：</w:t>
       </w:r>
-      <w:hyperlink w:history="1" r:id="rId6s0wyfrbjiy5wtomf9quf">
+      <w:hyperlink w:history="1" r:id="rId1t2m2pos1e_vba3ggoyyi">
         <w:r>
           <w:rPr>
             <w:rStyle w:val="Hyperlink"/>
@@ -3267,7 +3267,7 @@
         </w:rPr>
         <w:t xml:space="preserve">出處：</w:t>
       </w:r>
-      <w:hyperlink w:history="1" r:id="rIdftwi4qcrggsq8nw86-3ti">
+      <w:hyperlink w:history="1" r:id="rIdn8xfnfij5jewerh1hwu7h">
         <w:r>
           <w:rPr>
             <w:rStyle w:val="Hyperlink"/>
@@ -3343,7 +3343,7 @@
         </w:rPr>
         <w:t xml:space="preserve">出處：</w:t>
       </w:r>
-      <w:hyperlink w:history="1" r:id="rIdakgkvnbhk-pt9fsr55ac-">
+      <w:hyperlink w:history="1" r:id="rIdcxpim3g1jbtfeaagv1_6p">
         <w:r>
           <w:rPr>
             <w:rStyle w:val="Hyperlink"/>
@@ -3419,7 +3419,7 @@
         </w:rPr>
         <w:t xml:space="preserve">出處：</w:t>
       </w:r>
-      <w:hyperlink w:history="1" r:id="rIda50lnndzzqhqr0h6aiwmg">
+      <w:hyperlink w:history="1" r:id="rIdd1yqkn7a10jwnonilznrf">
         <w:r>
           <w:rPr>
             <w:rStyle w:val="Hyperlink"/>
@@ -3495,7 +3495,7 @@
         </w:rPr>
         <w:t xml:space="preserve">出處：</w:t>
       </w:r>
-      <w:hyperlink w:history="1" r:id="rId-k1ta8jwo6quuv56qzzrg">
+      <w:hyperlink w:history="1" r:id="rId8uuylpeahfngtjc0s50uq">
         <w:r>
           <w:rPr>
             <w:rStyle w:val="Hyperlink"/>
@@ -3571,7 +3571,7 @@
         </w:rPr>
         <w:t xml:space="preserve">出處：</w:t>
       </w:r>
-      <w:hyperlink w:history="1" r:id="rIdw3ev_1vf30xwymtzdwami">
+      <w:hyperlink w:history="1" r:id="rId4kslhljtdyppvsd-60e-p">
         <w:r>
           <w:rPr>
             <w:rStyle w:val="Hyperlink"/>
@@ -3647,7 +3647,7 @@
         </w:rPr>
         <w:t xml:space="preserve">出處：</w:t>
       </w:r>
-      <w:hyperlink w:history="1" r:id="rIdmrsatown4mehoiq3xdbpz">
+      <w:hyperlink w:history="1" r:id="rIdtb_jstuqkifpprv10ohi6">
         <w:r>
           <w:rPr>
             <w:rStyle w:val="Hyperlink"/>
@@ -3723,7 +3723,7 @@
         </w:rPr>
         <w:t xml:space="preserve">出處：</w:t>
       </w:r>
-      <w:hyperlink w:history="1" r:id="rId4nzynqq3zvnnje1e_uawb">
+      <w:hyperlink w:history="1" r:id="rId3y6u0_4rdtilamnde5h2l">
         <w:r>
           <w:rPr>
             <w:rStyle w:val="Hyperlink"/>
@@ -3799,7 +3799,7 @@
         </w:rPr>
         <w:t xml:space="preserve">出處：</w:t>
       </w:r>
-      <w:hyperlink w:history="1" r:id="rIdumfv6o05drtacpvocfopo">
+      <w:hyperlink w:history="1" r:id="rIdcfjq9jeecoyab7b4is6o8">
         <w:r>
           <w:rPr>
             <w:rStyle w:val="Hyperlink"/>
@@ -3891,7 +3891,7 @@
         </w:rPr>
         <w:t xml:space="preserve">出處：</w:t>
       </w:r>
-      <w:hyperlink w:history="1" r:id="rIdrk2hvijpz_7ws5fq59ppm">
+      <w:hyperlink w:history="1" r:id="rId2uthqsc91qg5jwovzdzef">
         <w:r>
           <w:rPr>
             <w:rStyle w:val="Hyperlink"/>
@@ -3967,7 +3967,7 @@
         </w:rPr>
         <w:t xml:space="preserve">出處：</w:t>
       </w:r>
-      <w:hyperlink w:history="1" r:id="rId2lvcsdf2fpfaa6u5pvzgj">
+      <w:hyperlink w:history="1" r:id="rIdaeonqjcts3c5dld1edmfe">
         <w:r>
           <w:rPr>
             <w:rStyle w:val="Hyperlink"/>
@@ -4043,7 +4043,7 @@
         </w:rPr>
         <w:t xml:space="preserve">出處：</w:t>
       </w:r>
-      <w:hyperlink w:history="1" r:id="rId2vbtkcoppilkok189jbpm">
+      <w:hyperlink w:history="1" r:id="rId2tennfrq-lnzkiqgovony">
         <w:r>
           <w:rPr>
             <w:rStyle w:val="Hyperlink"/>
@@ -4119,7 +4119,7 @@
         </w:rPr>
         <w:t xml:space="preserve">出處：</w:t>
       </w:r>
-      <w:hyperlink w:history="1" r:id="rIdzt103c_cfd1j9brvmsfrg">
+      <w:hyperlink w:history="1" r:id="rIdndw2j5rif8skm3siexnaz">
         <w:r>
           <w:rPr>
             <w:rStyle w:val="Hyperlink"/>
@@ -4195,7 +4195,7 @@
         </w:rPr>
         <w:t xml:space="preserve">出處：</w:t>
       </w:r>
-      <w:hyperlink w:history="1" r:id="rId4zro6gmiceavluofvrzpc">
+      <w:hyperlink w:history="1" r:id="rId7pdk1roxx1s3ts7q7grvj">
         <w:r>
           <w:rPr>
             <w:rStyle w:val="Hyperlink"/>
@@ -4271,7 +4271,7 @@
         </w:rPr>
         <w:t xml:space="preserve">出處：</w:t>
       </w:r>
-      <w:hyperlink w:history="1" r:id="rId1yi56nkn6fi34kj5gjxqm">
+      <w:hyperlink w:history="1" r:id="rIdfuzltd5tmsazehljl40au">
         <w:r>
           <w:rPr>
             <w:rStyle w:val="Hyperlink"/>
@@ -4347,7 +4347,7 @@
         </w:rPr>
         <w:t xml:space="preserve">出處：</w:t>
       </w:r>
-      <w:hyperlink w:history="1" r:id="rId8tndcsokisdxyoggwtgkl">
+      <w:hyperlink w:history="1" r:id="rIdmk0fmjjb542cokdrl-q6z">
         <w:r>
           <w:rPr>
             <w:rStyle w:val="Hyperlink"/>
@@ -4423,7 +4423,7 @@
         </w:rPr>
         <w:t xml:space="preserve">出處：</w:t>
       </w:r>
-      <w:hyperlink w:history="1" r:id="rIdwpbiunqxpo7wwrnv-nmhx">
+      <w:hyperlink w:history="1" r:id="rIdv3-uxcnlprtydd7ltjl05">
         <w:r>
           <w:rPr>
             <w:rStyle w:val="Hyperlink"/>
@@ -4515,7 +4515,7 @@
         </w:rPr>
         <w:t xml:space="preserve">出處：</w:t>
       </w:r>
-      <w:hyperlink w:history="1" r:id="rIdiemnpc4bv60vn0iqibd-s">
+      <w:hyperlink w:history="1" r:id="rIdhhwyy8vf_zdjol6zaklj7">
         <w:r>
           <w:rPr>
             <w:rStyle w:val="Hyperlink"/>
@@ -4591,7 +4591,7 @@
         </w:rPr>
         <w:t xml:space="preserve">出處：</w:t>
       </w:r>
-      <w:hyperlink w:history="1" r:id="rIdvv0i00ls0lfgdztg49aqp">
+      <w:hyperlink w:history="1" r:id="rIdfec8faz7t1kxzk3tzcx_f">
         <w:r>
           <w:rPr>
             <w:rStyle w:val="Hyperlink"/>
@@ -4667,7 +4667,7 @@
         </w:rPr>
         <w:t xml:space="preserve">出處：</w:t>
       </w:r>
-      <w:hyperlink w:history="1" r:id="rIdhdzopqenso-bflwyhtdav">
+      <w:hyperlink w:history="1" r:id="rIdbdyruzxeqngew2ru9dqtd">
         <w:r>
           <w:rPr>
             <w:rStyle w:val="Hyperlink"/>
@@ -4743,7 +4743,7 @@
         </w:rPr>
         <w:t xml:space="preserve">出處：</w:t>
       </w:r>
-      <w:hyperlink w:history="1" r:id="rIdmfqsxkaibw1gkngbbolpb">
+      <w:hyperlink w:history="1" r:id="rId9cakplgvojna_ypi_8acl">
         <w:r>
           <w:rPr>
             <w:rStyle w:val="Hyperlink"/>
@@ -4819,7 +4819,7 @@
         </w:rPr>
         <w:t xml:space="preserve">出處：</w:t>
       </w:r>
-      <w:hyperlink w:history="1" r:id="rId7f834iv091isehyyh1nvi">
+      <w:hyperlink w:history="1" r:id="rIdhovsbg-_ntgkydxkpf9z_">
         <w:r>
           <w:rPr>
             <w:rStyle w:val="Hyperlink"/>
@@ -4895,7 +4895,7 @@
         </w:rPr>
         <w:t xml:space="preserve">出處：</w:t>
       </w:r>
-      <w:hyperlink w:history="1" r:id="rIdla-26ijgpof_yttyknqnw">
+      <w:hyperlink w:history="1" r:id="rIdn56epz9icc4vtqjfvtoix">
         <w:r>
           <w:rPr>
             <w:rStyle w:val="Hyperlink"/>
@@ -4971,7 +4971,7 @@
         </w:rPr>
         <w:t xml:space="preserve">出處：</w:t>
       </w:r>
-      <w:hyperlink w:history="1" r:id="rIdcihml16b6amd8nvuoqahz">
+      <w:hyperlink w:history="1" r:id="rId1-adst461h8pgd8bid9k0">
         <w:r>
           <w:rPr>
             <w:rStyle w:val="Hyperlink"/>
@@ -5047,7 +5047,7 @@
         </w:rPr>
         <w:t xml:space="preserve">出處：</w:t>
       </w:r>
-      <w:hyperlink w:history="1" r:id="rIdgtvxm8sreq6aby4cxubbu">
+      <w:hyperlink w:history="1" r:id="rIdlwazuefbmbyhklqfv0mgb">
         <w:r>
           <w:rPr>
             <w:rStyle w:val="Hyperlink"/>
@@ -5123,7 +5123,7 @@
         </w:rPr>
         <w:t xml:space="preserve">出處：</w:t>
       </w:r>
-      <w:hyperlink w:history="1" r:id="rId976axryxtsgk-l32bsrm5">
+      <w:hyperlink w:history="1" r:id="rIdzeu38hmjwaq5ppcvsro7i">
         <w:r>
           <w:rPr>
             <w:rStyle w:val="Hyperlink"/>
@@ -5199,7 +5199,7 @@
         </w:rPr>
         <w:t xml:space="preserve">出處：</w:t>
       </w:r>
-      <w:hyperlink w:history="1" r:id="rIdjynk1fjy9vda9i-vt-4ru">
+      <w:hyperlink w:history="1" r:id="rIdlmvx4pqhkqrljye81igng">
         <w:r>
           <w:rPr>
             <w:rStyle w:val="Hyperlink"/>
@@ -5291,7 +5291,7 @@
         </w:rPr>
         <w:t xml:space="preserve">出處：</w:t>
       </w:r>
-      <w:hyperlink w:history="1" r:id="rIdrdckgkbvtujnahfipsq4l">
+      <w:hyperlink w:history="1" r:id="rId1qz3kimsu0fjgljlhu6kq">
         <w:r>
           <w:rPr>
             <w:rStyle w:val="Hyperlink"/>
@@ -5367,7 +5367,7 @@
         </w:rPr>
         <w:t xml:space="preserve">出處：</w:t>
       </w:r>
-      <w:hyperlink w:history="1" r:id="rIdhv8jkransm5fz4ayxlqit">
+      <w:hyperlink w:history="1" r:id="rIdy-n7dps7wo_r4qm3kqah8">
         <w:r>
           <w:rPr>
             <w:rStyle w:val="Hyperlink"/>
@@ -5443,7 +5443,7 @@
         </w:rPr>
         <w:t xml:space="preserve">出處：</w:t>
       </w:r>
-      <w:hyperlink w:history="1" r:id="rIdqz2hsewuo0ghfzzl-_wke">
+      <w:hyperlink w:history="1" r:id="rIdkfsdhoahnhi0oppmc5_mo">
         <w:r>
           <w:rPr>
             <w:rStyle w:val="Hyperlink"/>
@@ -5519,7 +5519,7 @@
         </w:rPr>
         <w:t xml:space="preserve">出處：</w:t>
       </w:r>
-      <w:hyperlink w:history="1" r:id="rIdxoxlze9obwzvwz04wxwsp">
+      <w:hyperlink w:history="1" r:id="rIdlmi_qm7fpax969pgcmqi5">
         <w:r>
           <w:rPr>
             <w:rStyle w:val="Hyperlink"/>
@@ -5595,7 +5595,7 @@
         </w:rPr>
         <w:t xml:space="preserve">出處：</w:t>
       </w:r>
-      <w:hyperlink w:history="1" r:id="rIdnarti7efncva7p9b9xxhw">
+      <w:hyperlink w:history="1" r:id="rIdyoiu89s9bosv6efckf_1x">
         <w:r>
           <w:rPr>
             <w:rStyle w:val="Hyperlink"/>
@@ -5671,7 +5671,7 @@
         </w:rPr>
         <w:t xml:space="preserve">出處：</w:t>
       </w:r>
-      <w:hyperlink w:history="1" r:id="rIdwtasii9xrgdsc_3szqtnc">
+      <w:hyperlink w:history="1" r:id="rId0ikdjc7pmzsd6rggda1y3">
         <w:r>
           <w:rPr>
             <w:rStyle w:val="Hyperlink"/>
@@ -5763,7 +5763,7 @@
         </w:rPr>
         <w:t xml:space="preserve">出處：</w:t>
       </w:r>
-      <w:hyperlink w:history="1" r:id="rIdfffsspyx72hfedukd7oko">
+      <w:hyperlink w:history="1" r:id="rIdu0yitxlffokhq_9nljq8g">
         <w:r>
           <w:rPr>
             <w:rStyle w:val="Hyperlink"/>
@@ -5839,7 +5839,7 @@
         </w:rPr>
         <w:t xml:space="preserve">出處：</w:t>
       </w:r>
-      <w:hyperlink w:history="1" r:id="rId5nzousjlwjbglntqpligq">
+      <w:hyperlink w:history="1" r:id="rIdme0l9be1g5nvhhkoxqxct">
         <w:r>
           <w:rPr>
             <w:rStyle w:val="Hyperlink"/>
@@ -5915,7 +5915,7 @@
         </w:rPr>
         <w:t xml:space="preserve">出處：</w:t>
       </w:r>
-      <w:hyperlink w:history="1" r:id="rIdaylpt36lo5zbclsm3drms">
+      <w:hyperlink w:history="1" r:id="rIdmf2irvi-ci3q3h19vupab">
         <w:r>
           <w:rPr>
             <w:rStyle w:val="Hyperlink"/>
@@ -5991,7 +5991,7 @@
         </w:rPr>
         <w:t xml:space="preserve">出處：</w:t>
       </w:r>
-      <w:hyperlink w:history="1" r:id="rId20tizou-obr10lnx9-2ht">
+      <w:hyperlink w:history="1" r:id="rId9u_ptrzjyu66bhosxwomt">
         <w:r>
           <w:rPr>
             <w:rStyle w:val="Hyperlink"/>
@@ -6067,7 +6067,7 @@
         </w:rPr>
         <w:t xml:space="preserve">出處：</w:t>
       </w:r>
-      <w:hyperlink w:history="1" r:id="rId31wvgq2s3l70pmi6gkmld">
+      <w:hyperlink w:history="1" r:id="rIdnmtweu3v4be6cv69-7iyc">
         <w:r>
           <w:rPr>
             <w:rStyle w:val="Hyperlink"/>
@@ -6143,7 +6143,7 @@
         </w:rPr>
         <w:t xml:space="preserve">出處：</w:t>
       </w:r>
-      <w:hyperlink w:history="1" r:id="rIdqunhpbyaaf8bmhjrthmuh">
+      <w:hyperlink w:history="1" r:id="rId8bcrgk_ndesc2tf168it6">
         <w:r>
           <w:rPr>
             <w:rStyle w:val="Hyperlink"/>
@@ -6219,7 +6219,7 @@
         </w:rPr>
         <w:t xml:space="preserve">出處：</w:t>
       </w:r>
-      <w:hyperlink w:history="1" r:id="rIdjkclt7tki7xajdi7w4n6h">
+      <w:hyperlink w:history="1" r:id="rIdccatdagvtpuz8u3wzricy">
         <w:r>
           <w:rPr>
             <w:rStyle w:val="Hyperlink"/>
@@ -6295,7 +6295,7 @@
         </w:rPr>
         <w:t xml:space="preserve">出處：</w:t>
       </w:r>
-      <w:hyperlink w:history="1" r:id="rId6enb4qs7snms-lx0e4pkm">
+      <w:hyperlink w:history="1" r:id="rId8qhgd-hdqbho-minn7fmx">
         <w:r>
           <w:rPr>
             <w:rStyle w:val="Hyperlink"/>
@@ -6371,7 +6371,7 @@
         </w:rPr>
         <w:t xml:space="preserve">出處：</w:t>
       </w:r>
-      <w:hyperlink w:history="1" r:id="rId01_pn6puxs0pgnomvgdmw">
+      <w:hyperlink w:history="1" r:id="rIdn8rbdv7ta7uegknxcnpb9">
         <w:r>
           <w:rPr>
             <w:rStyle w:val="Hyperlink"/>
@@ -6447,7 +6447,7 @@
         </w:rPr>
         <w:t xml:space="preserve">出處：</w:t>
       </w:r>
-      <w:hyperlink w:history="1" r:id="rId6bb9ldjulvk7yguqydxfn">
+      <w:hyperlink w:history="1" r:id="rIdtqnxgc3evetitvkczskjh">
         <w:r>
           <w:rPr>
             <w:rStyle w:val="Hyperlink"/>
@@ -6523,7 +6523,7 @@
         </w:rPr>
         <w:t xml:space="preserve">出處：</w:t>
       </w:r>
-      <w:hyperlink w:history="1" r:id="rIdwou-ynsb-6mvxllz0ruar">
+      <w:hyperlink w:history="1" r:id="rIdnb9xg-t4rvty4k1kalgxz">
         <w:r>
           <w:rPr>
             <w:rStyle w:val="Hyperlink"/>
@@ -6599,7 +6599,7 @@
         </w:rPr>
         <w:t xml:space="preserve">出處：</w:t>
       </w:r>
-      <w:hyperlink w:history="1" r:id="rIdrt2__wdcfrpbexirmw-1r">
+      <w:hyperlink w:history="1" r:id="rId-t_frnxv85zw_jbypzyh6">
         <w:r>
           <w:rPr>
             <w:rStyle w:val="Hyperlink"/>
@@ -6675,7 +6675,7 @@
         </w:rPr>
         <w:t xml:space="preserve">出處：</w:t>
       </w:r>
-      <w:hyperlink w:history="1" r:id="rIdgqpcemzsicjh-ki5dqulj">
+      <w:hyperlink w:history="1" r:id="rIdnaj4ey59ep5jc-gafitzs">
         <w:r>
           <w:rPr>
             <w:rStyle w:val="Hyperlink"/>
@@ -6767,7 +6767,7 @@
         </w:rPr>
         <w:t xml:space="preserve">出處：</w:t>
       </w:r>
-      <w:hyperlink w:history="1" r:id="rId4a00oiyzkib3vexwezo1h">
+      <w:hyperlink w:history="1" r:id="rIdat77k1690hmfavrliiyhv">
         <w:r>
           <w:rPr>
             <w:rStyle w:val="Hyperlink"/>
@@ -6843,7 +6843,7 @@
         </w:rPr>
         <w:t xml:space="preserve">出處：</w:t>
       </w:r>
-      <w:hyperlink w:history="1" r:id="rIdgabp3cja1xqkwp_sxjyki">
+      <w:hyperlink w:history="1" r:id="rIdfuuyji57r_pta1nzyezcy">
         <w:r>
           <w:rPr>
             <w:rStyle w:val="Hyperlink"/>
@@ -6919,7 +6919,7 @@
         </w:rPr>
         <w:t xml:space="preserve">出處：</w:t>
       </w:r>
-      <w:hyperlink w:history="1" r:id="rIdrhgujq24huv0b5vb65m39">
+      <w:hyperlink w:history="1" r:id="rIdtuvtpu_kz3wb8ajxxolwc">
         <w:r>
           <w:rPr>
             <w:rStyle w:val="Hyperlink"/>
@@ -6995,7 +6995,7 @@
         </w:rPr>
         <w:t xml:space="preserve">出處：</w:t>
       </w:r>
-      <w:hyperlink w:history="1" r:id="rId-3hj-fvm1q4efkpaqc91l">
+      <w:hyperlink w:history="1" r:id="rIdjixwnrkz1jkcvscb6nuqh">
         <w:r>
           <w:rPr>
             <w:rStyle w:val="Hyperlink"/>
@@ -7087,7 +7087,7 @@
         </w:rPr>
         <w:t xml:space="preserve">出處：</w:t>
       </w:r>
-      <w:hyperlink w:history="1" r:id="rIdroj3exiyueq7kd0hdjasr">
+      <w:hyperlink w:history="1" r:id="rIdrniilaxcc4wa0awxb3u1g">
         <w:r>
           <w:rPr>
             <w:rStyle w:val="Hyperlink"/>
@@ -7163,7 +7163,7 @@
         </w:rPr>
         <w:t xml:space="preserve">出處：</w:t>
       </w:r>
-      <w:hyperlink w:history="1" r:id="rIdfsaoeumoud_f4kmaqfo_w">
+      <w:hyperlink w:history="1" r:id="rIdlryaxgrahzz9vmiez6a7o">
         <w:r>
           <w:rPr>
             <w:rStyle w:val="Hyperlink"/>
@@ -7239,7 +7239,7 @@
         </w:rPr>
         <w:t xml:space="preserve">出處：</w:t>
       </w:r>
-      <w:hyperlink w:history="1" r:id="rIdrmnxgpmwnq6nf6vjyqnel">
+      <w:hyperlink w:history="1" r:id="rIddhquzrvw7dfsd1dt_vhon">
         <w:r>
           <w:rPr>
             <w:rStyle w:val="Hyperlink"/>
@@ -7315,7 +7315,7 @@
         </w:rPr>
         <w:t xml:space="preserve">出處：</w:t>
       </w:r>
-      <w:hyperlink w:history="1" r:id="rId17vhkqzewi_lvjxxjcn5y">
+      <w:hyperlink w:history="1" r:id="rIddwokwyggks-awixghzmml">
         <w:r>
           <w:rPr>
             <w:rStyle w:val="Hyperlink"/>
@@ -7391,7 +7391,7 @@
         </w:rPr>
         <w:t xml:space="preserve">出處：</w:t>
       </w:r>
-      <w:hyperlink w:history="1" r:id="rIdtstvrs6kpjpwdjuluva1q">
+      <w:hyperlink w:history="1" r:id="rIdxjdosibmh_cdujj3l8qau">
         <w:r>
           <w:rPr>
             <w:rStyle w:val="Hyperlink"/>
@@ -7467,7 +7467,7 @@
         </w:rPr>
         <w:t xml:space="preserve">出處：</w:t>
       </w:r>
-      <w:hyperlink w:history="1" r:id="rIdcbupb8bii8uvkzu_y0hrp">
+      <w:hyperlink w:history="1" r:id="rIdy77qavaji5mjm6ba0cftx">
         <w:r>
           <w:rPr>
             <w:rStyle w:val="Hyperlink"/>
@@ -7543,7 +7543,7 @@
         </w:rPr>
         <w:t xml:space="preserve">出處：</w:t>
       </w:r>
-      <w:hyperlink w:history="1" r:id="rIdct7wtygxi6jkbyurcnqel">
+      <w:hyperlink w:history="1" r:id="rIdwazwftn4hdpe-adlfvypw">
         <w:r>
           <w:rPr>
             <w:rStyle w:val="Hyperlink"/>
@@ -7619,7 +7619,7 @@
         </w:rPr>
         <w:t xml:space="preserve">出處：</w:t>
       </w:r>
-      <w:hyperlink w:history="1" r:id="rIdm5v_tsjj4bhhfpwcpqjmq">
+      <w:hyperlink w:history="1" r:id="rIdfadssllb7rt1irma5ixan">
         <w:r>
           <w:rPr>
             <w:rStyle w:val="Hyperlink"/>
@@ -7695,7 +7695,7 @@
         </w:rPr>
         <w:t xml:space="preserve">出處：</w:t>
       </w:r>
-      <w:hyperlink w:history="1" r:id="rIdse-yw0fxi8sh9cfxj9kil">
+      <w:hyperlink w:history="1" r:id="rIdbb-rypmynmtwpuqm8ntlu">
         <w:r>
           <w:rPr>
             <w:rStyle w:val="Hyperlink"/>
@@ -7771,7 +7771,7 @@
         </w:rPr>
         <w:t xml:space="preserve">出處：</w:t>
       </w:r>
-      <w:hyperlink w:history="1" r:id="rIdus8ukvrznep6jcxcao6yo">
+      <w:hyperlink w:history="1" r:id="rId-bxebulwceycmxkevul1j">
         <w:r>
           <w:rPr>
             <w:rStyle w:val="Hyperlink"/>
@@ -7863,7 +7863,7 @@
         </w:rPr>
         <w:t xml:space="preserve">出處：</w:t>
       </w:r>
-      <w:hyperlink w:history="1" r:id="rIdydj6xvqd2rerlw5z8w1qq">
+      <w:hyperlink w:history="1" r:id="rIdq4pebjh5pokertrmwzd8h">
         <w:r>
           <w:rPr>
             <w:rStyle w:val="Hyperlink"/>
@@ -7939,7 +7939,7 @@
         </w:rPr>
         <w:t xml:space="preserve">出處：</w:t>
       </w:r>
-      <w:hyperlink w:history="1" r:id="rIdlpevtwcnyzwvpxrzg46ik">
+      <w:hyperlink w:history="1" r:id="rIdkgi4yh6deb09xudku9ixq">
         <w:r>
           <w:rPr>
             <w:rStyle w:val="Hyperlink"/>
@@ -8015,7 +8015,7 @@
         </w:rPr>
         <w:t xml:space="preserve">出處：</w:t>
       </w:r>
-      <w:hyperlink w:history="1" r:id="rIdrixxsncf45p5542nftrb-">
+      <w:hyperlink w:history="1" r:id="rIdftp5epbn9cetso6r2zils">
         <w:r>
           <w:rPr>
             <w:rStyle w:val="Hyperlink"/>
@@ -8091,7 +8091,7 @@
         </w:rPr>
         <w:t xml:space="preserve">出處：</w:t>
       </w:r>
-      <w:hyperlink w:history="1" r:id="rId4ullh3ezbr-o8xg1ucvaa">
+      <w:hyperlink w:history="1" r:id="rIdnfx3v5ievzq9ufwmx6jcm">
         <w:r>
           <w:rPr>
             <w:rStyle w:val="Hyperlink"/>
@@ -8183,7 +8183,7 @@
         </w:rPr>
         <w:t xml:space="preserve">出處：</w:t>
       </w:r>
-      <w:hyperlink w:history="1" r:id="rIdticctitnzwi066y6wbgcx">
+      <w:hyperlink w:history="1" r:id="rIdcytyxs2zgvat779ehc5hv">
         <w:r>
           <w:rPr>
             <w:rStyle w:val="Hyperlink"/>
@@ -8259,7 +8259,7 @@
         </w:rPr>
         <w:t xml:space="preserve">出處：</w:t>
       </w:r>
-      <w:hyperlink w:history="1" r:id="rIdzaoxlwd4sx2sk2_iec9yn">
+      <w:hyperlink w:history="1" r:id="rIdzko4tfcyetu483-ayey4g">
         <w:r>
           <w:rPr>
             <w:rStyle w:val="Hyperlink"/>
@@ -8335,7 +8335,7 @@
         </w:rPr>
         <w:t xml:space="preserve">出處：</w:t>
       </w:r>
-      <w:hyperlink w:history="1" r:id="rId9td8pcqxmgv-pfrixklya">
+      <w:hyperlink w:history="1" r:id="rIdvm7luqmvltzkz0fjfrpha">
         <w:r>
           <w:rPr>
             <w:rStyle w:val="Hyperlink"/>
@@ -8411,7 +8411,7 @@
         </w:rPr>
         <w:t xml:space="preserve">出處：</w:t>
       </w:r>
-      <w:hyperlink w:history="1" r:id="rIdfrwdozqhwbovmguzbjq7q">
+      <w:hyperlink w:history="1" r:id="rIdrpn-bqnx_ipmxge9ymo6z">
         <w:r>
           <w:rPr>
             <w:rStyle w:val="Hyperlink"/>
@@ -8503,7 +8503,7 @@
         </w:rPr>
         <w:t xml:space="preserve">出處：</w:t>
       </w:r>
-      <w:hyperlink w:history="1" r:id="rIdupjzpiauaodfofnfjkv_-">
+      <w:hyperlink w:history="1" r:id="rIdvb_1ivds1xmhwutt8ezgs">
         <w:r>
           <w:rPr>
             <w:rStyle w:val="Hyperlink"/>
@@ -8579,7 +8579,7 @@
         </w:rPr>
         <w:t xml:space="preserve">出處：</w:t>
       </w:r>
-      <w:hyperlink w:history="1" r:id="rIdl4bxonp1m1okuuzzati3z">
+      <w:hyperlink w:history="1" r:id="rIdu4lgdco9zz9typgamqha-">
         <w:r>
           <w:rPr>
             <w:rStyle w:val="Hyperlink"/>
@@ -8655,7 +8655,7 @@
         </w:rPr>
         <w:t xml:space="preserve">出處：</w:t>
       </w:r>
-      <w:hyperlink w:history="1" r:id="rIdx-dx92su3dlidwrbzrz7k">
+      <w:hyperlink w:history="1" r:id="rId62i3mfgh9hyrgc0-bi2-h">
         <w:r>
           <w:rPr>
             <w:rStyle w:val="Hyperlink"/>
@@ -8731,7 +8731,7 @@
         </w:rPr>
         <w:t xml:space="preserve">出處：</w:t>
       </w:r>
-      <w:hyperlink w:history="1" r:id="rIddouxumpe3xbldry5obuq-">
+      <w:hyperlink w:history="1" r:id="rIdar44o27glcyax1mjtbdt4">
         <w:r>
           <w:rPr>
             <w:rStyle w:val="Hyperlink"/>
